--- a/pr-preview/pr-329/classification-handout.docx
+++ b/pr-preview/pr-329/classification-handout.docx
@@ -15,7 +15,7 @@
         <w:pStyle w:val="Date"/>
       </w:pPr>
       <w:r>
-        <w:t xml:space="preserve">Last modified: 2026-10-18 00:37:28 (PDT)</w:t>
+        <w:t xml:space="preserve">Last modified: 2026-10-18 11:09:18 (PDT)</w:t>
       </w:r>
     </w:p>
     <w:bookmarkStart w:id="18" w:name="introduction"/>

--- a/pr-preview/pr-329/classification-handout.docx
+++ b/pr-preview/pr-329/classification-handout.docx
@@ -15,7 +15,7 @@
         <w:pStyle w:val="Date"/>
       </w:pPr>
       <w:r>
-        <w:t xml:space="preserve">Last modified: 2026-10-18 11:09:18 (PDT)</w:t>
+        <w:t xml:space="preserve">Last modified: 2026-10-18 11:34:54 (PDT)</w:t>
       </w:r>
     </w:p>
     <w:bookmarkStart w:id="18" w:name="introduction"/>
@@ -239,7 +239,7 @@
         <w:t xml:space="preserve"> </w:t>
       </w:r>
       <w:r>
-        <w:t xml:space="preserve">Wikipedia contributors (2026i)</w:t>
+        <w:t xml:space="preserve">Wikipedia contributors [1]</w:t>
       </w:r>
       <w:r>
         <w:t xml:space="preserve">.</w:t>
@@ -1164,7 +1164,7 @@
         <w:t xml:space="preserve"> </w:t>
       </w:r>
       <w:r>
-        <w:t xml:space="preserve">Wikipedia contributors (2026h)</w:t>
+        <w:t xml:space="preserve">Wikipedia contributors [2]</w:t>
       </w:r>
       <w:r>
         <w:t xml:space="preserve">.</w:t>
@@ -1532,7 +1532,7 @@
         <w:t xml:space="preserve"> </w:t>
       </w:r>
       <w:r>
-        <w:t xml:space="preserve">Wikipedia contributors (2026h)</w:t>
+        <w:t xml:space="preserve">Wikipedia contributors [2]</w:t>
       </w:r>
       <w:r>
         <w:t xml:space="preserve">.</w:t>
@@ -2082,7 +2082,7 @@
         <w:t xml:space="preserve"> </w:t>
       </w:r>
       <w:r>
-        <w:t xml:space="preserve">Wikipedia contributors (2026f)</w:t>
+        <w:t xml:space="preserve">Wikipedia contributors [3]</w:t>
       </w:r>
       <w:r>
         <w:t xml:space="preserve">.</w:t>
@@ -2589,7 +2589,7 @@
         <w:t xml:space="preserve"> </w:t>
       </w:r>
       <w:r>
-        <w:t xml:space="preserve">Wikipedia contributors (2026e)</w:t>
+        <w:t xml:space="preserve">Wikipedia contributors [4]</w:t>
       </w:r>
       <w:r>
         <w:t xml:space="preserve">.</w:t>
@@ -2987,7 +2987,7 @@
         <w:t xml:space="preserve"> </w:t>
       </w:r>
       <w:r>
-        <w:t xml:space="preserve">Wikipedia contributors (2026e)</w:t>
+        <w:t xml:space="preserve">Wikipedia contributors [4]</w:t>
       </w:r>
       <w:r>
         <w:t xml:space="preserve">.</w:t>
@@ -6891,7 +6891,7 @@
         <w:t xml:space="preserve"> </w:t>
       </w:r>
       <w:r>
-        <w:t xml:space="preserve">Wikipedia contributors (2026a)</w:t>
+        <w:t xml:space="preserve">Wikipedia contributors [5]</w:t>
       </w:r>
       <w:r>
         <w:t xml:space="preserve">.</w:t>
@@ -9948,7 +9948,7 @@
         <w:t xml:space="preserve"> </w:t>
       </w:r>
       <w:r>
-        <w:t xml:space="preserve">Wikipedia contributors (2026c)</w:t>
+        <w:t xml:space="preserve">Wikipedia contributors [6]</w:t>
       </w:r>
       <w:r>
         <w:t xml:space="preserve">.</w:t>
@@ -11543,7 +11543,7 @@
         <w:t xml:space="preserve"> </w:t>
       </w:r>
       <w:r>
-        <w:t xml:space="preserve">Cicchetti and Feinstein (1990)</w:t>
+        <w:t xml:space="preserve">Cicchetti and Feinstein [7]</w:t>
       </w:r>
       <w:r>
         <w:t xml:space="preserve">.</w:t>
@@ -12183,7 +12183,7 @@
         <w:t xml:space="preserve"> </w:t>
       </w:r>
       <w:r>
-        <w:t xml:space="preserve">Cicchetti and Feinstein (1990)</w:t>
+        <w:t xml:space="preserve">Cicchetti and Feinstein [7]</w:t>
       </w:r>
       <w:r>
         <w:t xml:space="preserve">.</w:t>
@@ -14050,7 +14050,7 @@
         <w:t xml:space="preserve"> </w:t>
       </w:r>
       <w:r>
-        <w:t xml:space="preserve">Wikipedia contributors (2026d)</w:t>
+        <w:t xml:space="preserve">Wikipedia contributors [8]</w:t>
       </w:r>
       <w:r>
         <w:t xml:space="preserve">.</w:t>
@@ -19511,7 +19511,7 @@
         <w:t xml:space="preserve"> </w:t>
       </w:r>
       <w:r>
-        <w:t xml:space="preserve">Cohen (1960)</w:t>
+        <w:t xml:space="preserve">Cohen [9]</w:t>
       </w:r>
       <w:r>
         <w:t xml:space="preserve">.</w:t>
@@ -20353,7 +20353,7 @@
               <w:spacing w:before="16" w:after="16"/>
             </w:pPr>
             <w:r>
-              <w:t xml:space="preserve">Cohen (1960)</w:t>
+              <w:t xml:space="preserve">Cohen [9]</w:t>
             </w:r>
             <w:r>
               <w:t xml:space="preserve">;</w:t>
@@ -20362,7 +20362,7 @@
               <w:t xml:space="preserve"> </w:t>
             </w:r>
             <w:r>
-              <w:t xml:space="preserve">Wikipedia contributors (2026b)</w:t>
+              <w:t xml:space="preserve">Wikipedia contributors [10]</w:t>
             </w:r>
             <w:r>
               <w:t xml:space="preserve">.</w:t>
@@ -22169,7 +22169,7 @@
         <w:t xml:space="preserve"> </w:t>
       </w:r>
       <w:r>
-        <w:t xml:space="preserve">Feinstein and Cicchetti (1990)</w:t>
+        <w:t xml:space="preserve">Feinstein and Cicchetti [11]</w:t>
       </w:r>
       <w:r>
         <w:t xml:space="preserve"> </w:t>
@@ -22265,7 +22265,7 @@
         <w:t xml:space="preserve"> </w:t>
       </w:r>
       <w:r>
-        <w:t xml:space="preserve">Cicchetti and Feinstein (1990)</w:t>
+        <w:t xml:space="preserve">Cicchetti and Feinstein [7]</w:t>
       </w:r>
       <w:r>
         <w:t xml:space="preserve"> </w:t>
@@ -22297,7 +22297,7 @@
         <w:t xml:space="preserve"> </w:t>
       </w:r>
       <w:r>
-        <w:t xml:space="preserve">Feinstein and Cicchetti (1990)</w:t>
+        <w:t xml:space="preserve">Feinstein and Cicchetti [11]</w:t>
       </w:r>
       <w:r>
         <w:t xml:space="preserve">;</w:t>
@@ -22306,7 +22306,7 @@
         <w:t xml:space="preserve"> </w:t>
       </w:r>
       <w:r>
-        <w:t xml:space="preserve">Cicchetti and Feinstein (1990)</w:t>
+        <w:t xml:space="preserve">Cicchetti and Feinstein [7]</w:t>
       </w:r>
       <w:r>
         <w:t xml:space="preserve">.</w:t>
@@ -22331,7 +22331,7 @@
         </w:numPr>
       </w:pPr>
       <w:r>
-        <w:t xml:space="preserve">Wikipedia contributors (2026i)</w:t>
+        <w:t xml:space="preserve">Wikipedia contributors [1]</w:t>
       </w:r>
       <w:r>
         <w:t xml:space="preserve"> </w:t>
@@ -22348,7 +22348,7 @@
         </w:numPr>
       </w:pPr>
       <w:r>
-        <w:t xml:space="preserve">Wikipedia contributors (2026h)</w:t>
+        <w:t xml:space="preserve">Wikipedia contributors [2]</w:t>
       </w:r>
       <w:r>
         <w:t xml:space="preserve"> </w:t>
@@ -22365,7 +22365,7 @@
         </w:numPr>
       </w:pPr>
       <w:r>
-        <w:t xml:space="preserve">Wikipedia contributors (2026e)</w:t>
+        <w:t xml:space="preserve">Wikipedia contributors [4]</w:t>
       </w:r>
       <w:r>
         <w:t xml:space="preserve"> </w:t>
@@ -22382,7 +22382,7 @@
         </w:numPr>
       </w:pPr>
       <w:r>
-        <w:t xml:space="preserve">Wikipedia contributors (2026c)</w:t>
+        <w:t xml:space="preserve">Wikipedia contributors [6]</w:t>
       </w:r>
       <w:r>
         <w:t xml:space="preserve"> </w:t>
@@ -22399,7 +22399,7 @@
         </w:numPr>
       </w:pPr>
       <w:r>
-        <w:t xml:space="preserve">Wikipedia contributors (2026b)</w:t>
+        <w:t xml:space="preserve">Wikipedia contributors [10]</w:t>
       </w:r>
       <w:r>
         <w:t xml:space="preserve"> </w:t>
@@ -22416,7 +22416,7 @@
         </w:numPr>
       </w:pPr>
       <w:r>
-        <w:t xml:space="preserve">Wikipedia contributors (2026g)</w:t>
+        <w:t xml:space="preserve">Wikipedia contributors [12]</w:t>
       </w:r>
       <w:r>
         <w:t xml:space="preserve"> </w:t>
@@ -22433,7 +22433,7 @@
         </w:numPr>
       </w:pPr>
       <w:r>
-        <w:t xml:space="preserve">Wikipedia contributors (2026a)</w:t>
+        <w:t xml:space="preserve">Wikipedia contributors [5]</w:t>
       </w:r>
       <w:r>
         <w:t xml:space="preserve"> </w:t>
@@ -22450,7 +22450,7 @@
         </w:numPr>
       </w:pPr>
       <w:r>
-        <w:t xml:space="preserve">Wikipedia contributors (2026d)</w:t>
+        <w:t xml:space="preserve">Wikipedia contributors [8]</w:t>
       </w:r>
       <w:r>
         <w:t xml:space="preserve"> </w:t>
@@ -22467,7 +22467,7 @@
         </w:numPr>
       </w:pPr>
       <w:r>
-        <w:t xml:space="preserve">Wikipedia contributors (2026f)</w:t>
+        <w:t xml:space="preserve">Wikipedia contributors [3]</w:t>
       </w:r>
       <w:r>
         <w:t xml:space="preserve"> </w:t>
@@ -22487,56 +22487,49 @@
       </w:r>
     </w:p>
     <w:bookmarkStart w:id="148" w:name="refs"/>
-    <w:bookmarkStart w:id="125" w:name="ref-cicchetti1990high"/>
+    <w:bookmarkStart w:id="125" w:name="ref-wikipedia_statistical_classification"/>
     <w:p>
       <w:pPr>
         <w:pStyle w:val="Bibliography"/>
       </w:pPr>
       <w:r>
-        <w:t xml:space="preserve">Cicchetti, Domenic V., and Alvan R. Feinstein. 1990.</w:t>
-      </w:r>
-      <w:r>
-        <w:t xml:space="preserve"> </w:t>
-      </w:r>
-      <w:r>
-        <w:t xml:space="preserve">“High Agreement but Low Kappa:</w:t>
-      </w:r>
-      <w:r>
-        <w:t xml:space="preserve"> </w:t>
-      </w:r>
-      <w:r>
-        <w:t xml:space="preserve">II</w:t>
-      </w:r>
-      <w:r>
-        <w:t xml:space="preserve">.</w:t>
-      </w:r>
-      <w:r>
-        <w:t xml:space="preserve"> </w:t>
-      </w:r>
-      <w:r>
-        <w:t xml:space="preserve">Resolving</w:t>
-      </w:r>
-      <w:r>
-        <w:t xml:space="preserve"> </w:t>
-      </w:r>
-      <w:r>
-        <w:t xml:space="preserve">the Paradoxes.”</w:t>
-      </w:r>
-      <w:r>
-        <w:t xml:space="preserve"> </w:t>
-      </w:r>
-      <w:r>
-        <w:rPr>
-          <w:i/>
-          <w:iCs/>
-        </w:rPr>
-        <w:t xml:space="preserve">Journal of Clinical Epidemiology</w:t>
-      </w:r>
-      <w:r>
-        <w:t xml:space="preserve"> </w:t>
-      </w:r>
-      <w:r>
-        <w:t xml:space="preserve">43 (6): 551–58.</w:t>
+        <w:t xml:space="preserve">[1]</w:t>
+      </w:r>
+      <w:r>
+        <w:t xml:space="preserve"> </w:t>
+      </w:r>
+      <w:r>
+        <w:t xml:space="preserve">	</w:t>
+      </w:r>
+      <w:r>
+        <w:t xml:space="preserve">Wikipedia contributors,</w:t>
+      </w:r>
+      <w:r>
+        <w:t xml:space="preserve"> </w:t>
+      </w:r>
+      <w:r>
+        <w:t xml:space="preserve">“Statistical classification —</w:t>
+      </w:r>
+      <w:r>
+        <w:t xml:space="preserve"> </w:t>
+      </w:r>
+      <w:r>
+        <w:t xml:space="preserve">Wikipedia</w:t>
+      </w:r>
+      <w:r>
+        <w:t xml:space="preserve">,</w:t>
+      </w:r>
+      <w:r>
+        <w:t xml:space="preserve"> </w:t>
+      </w:r>
+      <w:r>
+        <w:t xml:space="preserve">the free encyclopedia.”</w:t>
+      </w:r>
+      <w:r>
+        <w:t xml:space="preserve"> </w:t>
+      </w:r>
+      <w:r>
+        <w:t xml:space="preserve">2026. Available:</w:t>
       </w:r>
       <w:r>
         <w:t xml:space="preserve"> </w:t>
@@ -22546,43 +22539,54 @@
           <w:rPr>
             <w:rStyle w:val="Hyperlink"/>
           </w:rPr>
-          <w:t xml:space="preserve">https://doi.org/10.1016/0895-4356(90)90159-M</w:t>
+          <w:t xml:space="preserve">https://en.wikipedia.org/wiki/Statistical_classification</w:t>
         </w:r>
       </w:hyperlink>
-      <w:r>
-        <w:t xml:space="preserve">.</w:t>
-      </w:r>
     </w:p>
     <w:bookmarkEnd w:id="125"/>
-    <w:bookmarkStart w:id="127" w:name="ref-cohen1960coefficient"/>
+    <w:bookmarkStart w:id="127" w:name="Xbceaa659ebcdaa6beedc7b326ccf5dd7dd38991"/>
     <w:p>
       <w:pPr>
         <w:pStyle w:val="Bibliography"/>
       </w:pPr>
       <w:r>
-        <w:t xml:space="preserve">Cohen, Jacob. 1960.</w:t>
-      </w:r>
-      <w:r>
-        <w:t xml:space="preserve"> </w:t>
-      </w:r>
-      <w:r>
-        <w:t xml:space="preserve">“A Coefficient of Agreement for Nominal Scales.”</w:t>
-      </w:r>
-      <w:r>
-        <w:t xml:space="preserve"> </w:t>
-      </w:r>
-      <w:r>
-        <w:rPr>
-          <w:i/>
-          <w:iCs/>
-        </w:rPr>
-        <w:t xml:space="preserve">Educational and Psychological Measurement</w:t>
-      </w:r>
-      <w:r>
-        <w:t xml:space="preserve"> </w:t>
-      </w:r>
-      <w:r>
-        <w:t xml:space="preserve">20 (1): 37–46.</w:t>
+        <w:t xml:space="preserve">[2]</w:t>
+      </w:r>
+      <w:r>
+        <w:t xml:space="preserve"> </w:t>
+      </w:r>
+      <w:r>
+        <w:t xml:space="preserve">	</w:t>
+      </w:r>
+      <w:r>
+        <w:t xml:space="preserve">Wikipedia contributors,</w:t>
+      </w:r>
+      <w:r>
+        <w:t xml:space="preserve"> </w:t>
+      </w:r>
+      <w:r>
+        <w:t xml:space="preserve">“Sensitivity and specificity —</w:t>
+      </w:r>
+      <w:r>
+        <w:t xml:space="preserve"> </w:t>
+      </w:r>
+      <w:r>
+        <w:t xml:space="preserve">Wikipedia</w:t>
+      </w:r>
+      <w:r>
+        <w:t xml:space="preserve">,</w:t>
+      </w:r>
+      <w:r>
+        <w:t xml:space="preserve"> </w:t>
+      </w:r>
+      <w:r>
+        <w:t xml:space="preserve">the free encyclopedia.”</w:t>
+      </w:r>
+      <w:r>
+        <w:t xml:space="preserve"> </w:t>
+      </w:r>
+      <w:r>
+        <w:t xml:space="preserve">2026. Available:</w:t>
       </w:r>
       <w:r>
         <w:t xml:space="preserve"> </w:t>
@@ -22592,64 +22596,54 @@
           <w:rPr>
             <w:rStyle w:val="Hyperlink"/>
           </w:rPr>
-          <w:t xml:space="preserve">https://doi.org/10.1177/001316446002000104</w:t>
+          <w:t xml:space="preserve">https://en.wikipedia.org/wiki/Sensitivity_and_specificity</w:t>
         </w:r>
       </w:hyperlink>
-      <w:r>
-        <w:t xml:space="preserve">.</w:t>
-      </w:r>
     </w:p>
     <w:bookmarkEnd w:id="127"/>
-    <w:bookmarkStart w:id="129" w:name="ref-feinstein1990high"/>
+    <w:bookmarkStart w:id="129" w:name="ref-wikipedia_prevalence"/>
     <w:p>
       <w:pPr>
         <w:pStyle w:val="Bibliography"/>
       </w:pPr>
       <w:r>
-        <w:t xml:space="preserve">Feinstein, Alvan R., and Domenic V. Cicchetti. 1990.</w:t>
-      </w:r>
-      <w:r>
-        <w:t xml:space="preserve"> </w:t>
-      </w:r>
-      <w:r>
-        <w:t xml:space="preserve">“High Agreement but Low Kappa:</w:t>
-      </w:r>
-      <w:r>
-        <w:t xml:space="preserve"> </w:t>
-      </w:r>
-      <w:r>
-        <w:t xml:space="preserve">I</w:t>
-      </w:r>
-      <w:r>
-        <w:t xml:space="preserve">.</w:t>
-      </w:r>
-      <w:r>
-        <w:t xml:space="preserve"> </w:t>
-      </w:r>
-      <w:r>
-        <w:t xml:space="preserve">The</w:t>
-      </w:r>
-      <w:r>
-        <w:t xml:space="preserve"> </w:t>
-      </w:r>
-      <w:r>
-        <w:t xml:space="preserve">Problems of Two Paradoxes.”</w:t>
-      </w:r>
-      <w:r>
-        <w:t xml:space="preserve"> </w:t>
-      </w:r>
-      <w:r>
-        <w:rPr>
-          <w:i/>
-          <w:iCs/>
-        </w:rPr>
-        <w:t xml:space="preserve">Journal of Clinical Epidemiology</w:t>
-      </w:r>
-      <w:r>
-        <w:t xml:space="preserve"> </w:t>
-      </w:r>
-      <w:r>
-        <w:t xml:space="preserve">43 (6): 543–49.</w:t>
+        <w:t xml:space="preserve">[3]</w:t>
+      </w:r>
+      <w:r>
+        <w:t xml:space="preserve"> </w:t>
+      </w:r>
+      <w:r>
+        <w:t xml:space="preserve">	</w:t>
+      </w:r>
+      <w:r>
+        <w:t xml:space="preserve">Wikipedia contributors,</w:t>
+      </w:r>
+      <w:r>
+        <w:t xml:space="preserve"> </w:t>
+      </w:r>
+      <w:r>
+        <w:t xml:space="preserve">“Prevalence —</w:t>
+      </w:r>
+      <w:r>
+        <w:t xml:space="preserve"> </w:t>
+      </w:r>
+      <w:r>
+        <w:t xml:space="preserve">Wikipedia</w:t>
+      </w:r>
+      <w:r>
+        <w:t xml:space="preserve">,</w:t>
+      </w:r>
+      <w:r>
+        <w:t xml:space="preserve"> </w:t>
+      </w:r>
+      <w:r>
+        <w:t xml:space="preserve">the free encyclopedia.”</w:t>
+      </w:r>
+      <w:r>
+        <w:t xml:space="preserve"> </w:t>
+      </w:r>
+      <w:r>
+        <w:t xml:space="preserve">2026. Available:</w:t>
       </w:r>
       <w:r>
         <w:t xml:space="preserve"> </w:t>
@@ -22659,74 +22653,116 @@
           <w:rPr>
             <w:rStyle w:val="Hyperlink"/>
           </w:rPr>
-          <w:t xml:space="preserve">https://doi.org/10.1016/0895-4356(90)90158-L</w:t>
+          <w:t xml:space="preserve">https://en.wikipedia.org/wiki/Prevalence</w:t>
         </w:r>
       </w:hyperlink>
-      <w:r>
-        <w:t xml:space="preserve">.</w:t>
-      </w:r>
     </w:p>
     <w:bookmarkEnd w:id="129"/>
-    <w:bookmarkStart w:id="131" w:name="ref-wikipedia_bayes_theorem"/>
+    <w:bookmarkStart w:id="131" w:name="X75cf9b9a05792cf5ef16b86615766f184108c69"/>
     <w:p>
       <w:pPr>
         <w:pStyle w:val="Bibliography"/>
       </w:pPr>
       <w:r>
-        <w:t xml:space="preserve">Wikipedia contributors. 2026a.</w:t>
-      </w:r>
-      <w:r>
-        <w:t xml:space="preserve"> </w:t>
-      </w:r>
-      <w:r>
-        <w:rPr>
-          <w:i/>
-          <w:iCs/>
-        </w:rPr>
-        <w:t xml:space="preserve">Bayes’ Theorem —</w:t>
-      </w:r>
-      <w:r>
-        <w:rPr>
-          <w:i/>
-          <w:iCs/>
-        </w:rPr>
-        <w:t xml:space="preserve"> </w:t>
-      </w:r>
-      <w:r>
-        <w:rPr>
-          <w:i/>
-          <w:iCs/>
-        </w:rPr>
+        <w:t xml:space="preserve">[4]</w:t>
+      </w:r>
+      <w:r>
+        <w:t xml:space="preserve"> </w:t>
+      </w:r>
+      <w:r>
+        <w:t xml:space="preserve">	</w:t>
+      </w:r>
+      <w:r>
+        <w:t xml:space="preserve">Wikipedia contributors,</w:t>
+      </w:r>
+      <w:r>
+        <w:t xml:space="preserve"> </w:t>
+      </w:r>
+      <w:r>
+        <w:t xml:space="preserve">“Positive and negative predictive values —</w:t>
+      </w:r>
+      <w:r>
+        <w:t xml:space="preserve"> </w:t>
+      </w:r>
+      <w:r>
         <w:t xml:space="preserve">Wikipedia</w:t>
       </w:r>
       <w:r>
-        <w:rPr>
-          <w:i/>
-          <w:iCs/>
-        </w:rPr>
         <w:t xml:space="preserve">,</w:t>
       </w:r>
       <w:r>
-        <w:rPr>
-          <w:i/>
-          <w:iCs/>
-        </w:rPr>
-        <w:t xml:space="preserve"> </w:t>
-      </w:r>
-      <w:r>
-        <w:rPr>
-          <w:i/>
-          <w:iCs/>
-        </w:rPr>
-        <w:t xml:space="preserve">the Free Encyclopedia</w:t>
-      </w:r>
-      <w:r>
-        <w:t xml:space="preserve">.</w:t>
+        <w:t xml:space="preserve"> </w:t>
+      </w:r>
+      <w:r>
+        <w:t xml:space="preserve">the free encyclopedia.”</w:t>
+      </w:r>
+      <w:r>
+        <w:t xml:space="preserve"> </w:t>
+      </w:r>
+      <w:r>
+        <w:t xml:space="preserve">2026. Available:</w:t>
       </w:r>
       <w:r>
         <w:t xml:space="preserve"> </w:t>
       </w:r>
       <w:hyperlink r:id="rId130">
+        <w:r>
+          <w:rPr>
+            <w:rStyle w:val="Hyperlink"/>
+          </w:rPr>
+          <w:t xml:space="preserve">https://en.wikipedia.org/wiki/Positive_and_negative_predictive_values</w:t>
+        </w:r>
+      </w:hyperlink>
+    </w:p>
+    <w:bookmarkEnd w:id="131"/>
+    <w:bookmarkStart w:id="133" w:name="ref-wikipedia_bayes_theorem"/>
+    <w:p>
+      <w:pPr>
+        <w:pStyle w:val="Bibliography"/>
+      </w:pPr>
+      <w:r>
+        <w:t xml:space="preserve">[5]</w:t>
+      </w:r>
+      <w:r>
+        <w:t xml:space="preserve"> </w:t>
+      </w:r>
+      <w:r>
+        <w:t xml:space="preserve">	</w:t>
+      </w:r>
+      <w:r>
+        <w:t xml:space="preserve">Wikipedia contributors,</w:t>
+      </w:r>
+      <w:r>
+        <w:t xml:space="preserve"> </w:t>
+      </w:r>
+      <w:r>
+        <w:t xml:space="preserve">“Bayes’ theorem —</w:t>
+      </w:r>
+      <w:r>
+        <w:t xml:space="preserve"> </w:t>
+      </w:r>
+      <w:r>
+        <w:t xml:space="preserve">Wikipedia</w:t>
+      </w:r>
+      <w:r>
+        <w:t xml:space="preserve">,</w:t>
+      </w:r>
+      <w:r>
+        <w:t xml:space="preserve"> </w:t>
+      </w:r>
+      <w:r>
+        <w:t xml:space="preserve">the free encyclopedia.”</w:t>
+      </w:r>
+      <w:r>
+        <w:t xml:space="preserve"> </w:t>
+      </w:r>
+      <w:r>
+        <w:t xml:space="preserve">2026. Available:</w:t>
+      </w:r>
+      <w:r>
+        <w:t xml:space="preserve"> </w:t>
+      </w:r>
+      <w:hyperlink r:id="rId132">
         <w:r>
           <w:rPr>
             <w:rStyle w:val="Hyperlink"/>
@@ -22734,81 +22770,6 @@
           <w:t xml:space="preserve">https://en.wikipedia.org/wiki/Bayes%27_theorem</w:t>
         </w:r>
       </w:hyperlink>
-      <w:r>
-        <w:t xml:space="preserve">.</w:t>
-      </w:r>
-    </w:p>
-    <w:bookmarkEnd w:id="131"/>
-    <w:bookmarkStart w:id="133" w:name="ref-wikipedia_cohens_kappa"/>
-    <w:p>
-      <w:pPr>
-        <w:pStyle w:val="Bibliography"/>
-      </w:pPr>
-      <w:r>
-        <w:t xml:space="preserve">Wikipedia contributors. 2026b.</w:t>
-      </w:r>
-      <w:r>
-        <w:t xml:space="preserve"> </w:t>
-      </w:r>
-      <w:r>
-        <w:rPr>
-          <w:i/>
-          <w:iCs/>
-        </w:rPr>
-        <w:t xml:space="preserve">Cohen’s Kappa —</w:t>
-      </w:r>
-      <w:r>
-        <w:rPr>
-          <w:i/>
-          <w:iCs/>
-        </w:rPr>
-        <w:t xml:space="preserve"> </w:t>
-      </w:r>
-      <w:r>
-        <w:rPr>
-          <w:i/>
-          <w:iCs/>
-        </w:rPr>
-        <w:t xml:space="preserve">Wikipedia</w:t>
-      </w:r>
-      <w:r>
-        <w:rPr>
-          <w:i/>
-          <w:iCs/>
-        </w:rPr>
-        <w:t xml:space="preserve">,</w:t>
-      </w:r>
-      <w:r>
-        <w:rPr>
-          <w:i/>
-          <w:iCs/>
-        </w:rPr>
-        <w:t xml:space="preserve"> </w:t>
-      </w:r>
-      <w:r>
-        <w:rPr>
-          <w:i/>
-          <w:iCs/>
-        </w:rPr>
-        <w:t xml:space="preserve">the Free Encyclopedia</w:t>
-      </w:r>
-      <w:r>
-        <w:t xml:space="preserve">.</w:t>
-      </w:r>
-      <w:r>
-        <w:t xml:space="preserve"> </w:t>
-      </w:r>
-      <w:hyperlink r:id="rId132">
-        <w:r>
-          <w:rPr>
-            <w:rStyle w:val="Hyperlink"/>
-          </w:rPr>
-          <w:t xml:space="preserve">https://en.wikipedia.org/wiki/Cohen%27s_kappa</w:t>
-        </w:r>
-      </w:hyperlink>
-      <w:r>
-        <w:t xml:space="preserve">.</w:t>
-      </w:r>
     </w:p>
     <w:bookmarkEnd w:id="133"/>
     <w:bookmarkStart w:id="135" w:name="ref-wikipedia_confusion_matrix"/>
@@ -22817,55 +22778,43 @@
         <w:pStyle w:val="Bibliography"/>
       </w:pPr>
       <w:r>
-        <w:t xml:space="preserve">Wikipedia contributors. 2026c.</w:t>
-      </w:r>
-      <w:r>
-        <w:t xml:space="preserve"> </w:t>
-      </w:r>
-      <w:r>
-        <w:rPr>
-          <w:i/>
-          <w:iCs/>
-        </w:rPr>
-        <w:t xml:space="preserve">Confusion Matrix —</w:t>
-      </w:r>
-      <w:r>
-        <w:rPr>
-          <w:i/>
-          <w:iCs/>
-        </w:rPr>
-        <w:t xml:space="preserve"> </w:t>
-      </w:r>
-      <w:r>
-        <w:rPr>
-          <w:i/>
-          <w:iCs/>
-        </w:rPr>
+        <w:t xml:space="preserve">[6]</w:t>
+      </w:r>
+      <w:r>
+        <w:t xml:space="preserve"> </w:t>
+      </w:r>
+      <w:r>
+        <w:t xml:space="preserve">	</w:t>
+      </w:r>
+      <w:r>
+        <w:t xml:space="preserve">Wikipedia contributors,</w:t>
+      </w:r>
+      <w:r>
+        <w:t xml:space="preserve"> </w:t>
+      </w:r>
+      <w:r>
+        <w:t xml:space="preserve">“Confusion matrix —</w:t>
+      </w:r>
+      <w:r>
+        <w:t xml:space="preserve"> </w:t>
+      </w:r>
+      <w:r>
         <w:t xml:space="preserve">Wikipedia</w:t>
       </w:r>
       <w:r>
-        <w:rPr>
-          <w:i/>
-          <w:iCs/>
-        </w:rPr>
         <w:t xml:space="preserve">,</w:t>
       </w:r>
       <w:r>
-        <w:rPr>
-          <w:i/>
-          <w:iCs/>
-        </w:rPr>
-        <w:t xml:space="preserve"> </w:t>
-      </w:r>
-      <w:r>
-        <w:rPr>
-          <w:i/>
-          <w:iCs/>
-        </w:rPr>
-        <w:t xml:space="preserve">the Free Encyclopedia</w:t>
-      </w:r>
-      <w:r>
-        <w:t xml:space="preserve">.</w:t>
+        <w:t xml:space="preserve"> </w:t>
+      </w:r>
+      <w:r>
+        <w:t xml:space="preserve">the free encyclopedia.”</w:t>
+      </w:r>
+      <w:r>
+        <w:t xml:space="preserve"> </w:t>
+      </w:r>
+      <w:r>
+        <w:t xml:space="preserve">2026. Available:</w:t>
       </w:r>
       <w:r>
         <w:t xml:space="preserve"> </w:t>
@@ -22878,18 +22827,51 @@
           <w:t xml:space="preserve">https://en.wikipedia.org/wiki/Confusion_matrix</w:t>
         </w:r>
       </w:hyperlink>
-      <w:r>
-        <w:t xml:space="preserve">.</w:t>
-      </w:r>
     </w:p>
     <w:bookmarkEnd w:id="135"/>
-    <w:bookmarkStart w:id="137" w:name="ref-wikipedia_harmonic_mean"/>
+    <w:bookmarkStart w:id="137" w:name="ref-cicchetti1990high"/>
     <w:p>
       <w:pPr>
         <w:pStyle w:val="Bibliography"/>
       </w:pPr>
       <w:r>
-        <w:t xml:space="preserve">Wikipedia contributors. 2026d.</w:t>
+        <w:t xml:space="preserve">[7]</w:t>
+      </w:r>
+      <w:r>
+        <w:t xml:space="preserve"> </w:t>
+      </w:r>
+      <w:r>
+        <w:t xml:space="preserve">	</w:t>
+      </w:r>
+      <w:r>
+        <w:t xml:space="preserve">D. V. Cicchetti and A. R. Feinstein,</w:t>
+      </w:r>
+      <w:r>
+        <w:t xml:space="preserve"> </w:t>
+      </w:r>
+      <w:r>
+        <w:t xml:space="preserve">“High agreement but low kappa:</w:t>
+      </w:r>
+      <w:r>
+        <w:t xml:space="preserve"> </w:t>
+      </w:r>
+      <w:r>
+        <w:t xml:space="preserve">II</w:t>
+      </w:r>
+      <w:r>
+        <w:t xml:space="preserve">.</w:t>
+      </w:r>
+      <w:r>
+        <w:t xml:space="preserve"> </w:t>
+      </w:r>
+      <w:r>
+        <w:t xml:space="preserve">Resolving</w:t>
+      </w:r>
+      <w:r>
+        <w:t xml:space="preserve"> </w:t>
+      </w:r>
+      <w:r>
+        <w:t xml:space="preserve">the paradoxes,”</w:t>
       </w:r>
       <w:r>
         <w:t xml:space="preserve"> </w:t>
@@ -22899,50 +22881,75 @@
           <w:i/>
           <w:iCs/>
         </w:rPr>
-        <w:t xml:space="preserve">Harmonic Mean —</w:t>
-      </w:r>
-      <w:r>
-        <w:rPr>
-          <w:i/>
-          <w:iCs/>
-        </w:rPr>
-        <w:t xml:space="preserve"> </w:t>
-      </w:r>
-      <w:r>
-        <w:rPr>
-          <w:i/>
-          <w:iCs/>
-        </w:rPr>
+        <w:t xml:space="preserve">Journal of Clinical Epidemiology</w:t>
+      </w:r>
+      <w:r>
+        <w:t xml:space="preserve">, vol. 43, no. 6, pp. 551–558, 1990, doi:</w:t>
+      </w:r>
+      <w:r>
+        <w:t xml:space="preserve"> </w:t>
+      </w:r>
+      <w:hyperlink r:id="rId136">
+        <w:r>
+          <w:rPr>
+            <w:rStyle w:val="Hyperlink"/>
+          </w:rPr>
+          <w:t xml:space="preserve">10.1016/0895-4356(90)90159-M</w:t>
+        </w:r>
+      </w:hyperlink>
+      <w:r>
+        <w:t xml:space="preserve">.</w:t>
+      </w:r>
+    </w:p>
+    <w:bookmarkEnd w:id="137"/>
+    <w:bookmarkStart w:id="139" w:name="ref-wikipedia_harmonic_mean"/>
+    <w:p>
+      <w:pPr>
+        <w:pStyle w:val="Bibliography"/>
+      </w:pPr>
+      <w:r>
+        <w:t xml:space="preserve">[8]</w:t>
+      </w:r>
+      <w:r>
+        <w:t xml:space="preserve"> </w:t>
+      </w:r>
+      <w:r>
+        <w:t xml:space="preserve">	</w:t>
+      </w:r>
+      <w:r>
+        <w:t xml:space="preserve">Wikipedia contributors,</w:t>
+      </w:r>
+      <w:r>
+        <w:t xml:space="preserve"> </w:t>
+      </w:r>
+      <w:r>
+        <w:t xml:space="preserve">“Harmonic mean —</w:t>
+      </w:r>
+      <w:r>
+        <w:t xml:space="preserve"> </w:t>
+      </w:r>
+      <w:r>
         <w:t xml:space="preserve">Wikipedia</w:t>
       </w:r>
       <w:r>
-        <w:rPr>
-          <w:i/>
-          <w:iCs/>
-        </w:rPr>
         <w:t xml:space="preserve">,</w:t>
       </w:r>
       <w:r>
-        <w:rPr>
-          <w:i/>
-          <w:iCs/>
-        </w:rPr>
-        <w:t xml:space="preserve"> </w:t>
-      </w:r>
-      <w:r>
-        <w:rPr>
-          <w:i/>
-          <w:iCs/>
-        </w:rPr>
-        <w:t xml:space="preserve">the Free Encyclopedia</w:t>
-      </w:r>
-      <w:r>
-        <w:t xml:space="preserve">.</w:t>
-      </w:r>
-      <w:r>
-        <w:t xml:space="preserve"> </w:t>
-      </w:r>
-      <w:hyperlink r:id="rId136">
+        <w:t xml:space="preserve"> </w:t>
+      </w:r>
+      <w:r>
+        <w:t xml:space="preserve">the free encyclopedia.”</w:t>
+      </w:r>
+      <w:r>
+        <w:t xml:space="preserve"> </w:t>
+      </w:r>
+      <w:r>
+        <w:t xml:space="preserve">2026. Available:</w:t>
+      </w:r>
+      <w:r>
+        <w:t xml:space="preserve"> </w:t>
+      </w:r>
+      <w:hyperlink r:id="rId138">
         <w:r>
           <w:rPr>
             <w:rStyle w:val="Hyperlink"/>
@@ -22950,18 +22957,30 @@
           <w:t xml:space="preserve">https://en.wikipedia.org/wiki/Harmonic_mean</w:t>
         </w:r>
       </w:hyperlink>
-      <w:r>
-        <w:t xml:space="preserve">.</w:t>
-      </w:r>
     </w:p>
-    <w:bookmarkEnd w:id="137"/>
-    <w:bookmarkStart w:id="139" w:name="X75cf9b9a05792cf5ef16b86615766f184108c69"/>
+    <w:bookmarkEnd w:id="139"/>
+    <w:bookmarkStart w:id="141" w:name="ref-cohen1960coefficient"/>
     <w:p>
       <w:pPr>
         <w:pStyle w:val="Bibliography"/>
       </w:pPr>
       <w:r>
-        <w:t xml:space="preserve">Wikipedia contributors. 2026e.</w:t>
+        <w:t xml:space="preserve">[9]</w:t>
+      </w:r>
+      <w:r>
+        <w:t xml:space="preserve"> </w:t>
+      </w:r>
+      <w:r>
+        <w:t xml:space="preserve">	</w:t>
+      </w:r>
+      <w:r>
+        <w:t xml:space="preserve">J. Cohen,</w:t>
+      </w:r>
+      <w:r>
+        <w:t xml:space="preserve"> </w:t>
+      </w:r>
+      <w:r>
+        <w:t xml:space="preserve">“A coefficient of agreement for nominal scales,”</w:t>
       </w:r>
       <w:r>
         <w:t xml:space="preserve"> </w:t>
@@ -22971,117 +22990,10 @@
           <w:i/>
           <w:iCs/>
         </w:rPr>
-        <w:t xml:space="preserve">Positive and Negative Predictive Values —</w:t>
-      </w:r>
-      <w:r>
-        <w:rPr>
-          <w:i/>
-          <w:iCs/>
-        </w:rPr>
-        <w:t xml:space="preserve"> </w:t>
-      </w:r>
-      <w:r>
-        <w:rPr>
-          <w:i/>
-          <w:iCs/>
-        </w:rPr>
-        <w:t xml:space="preserve">Wikipedia</w:t>
-      </w:r>
-      <w:r>
-        <w:rPr>
-          <w:i/>
-          <w:iCs/>
-        </w:rPr>
-        <w:t xml:space="preserve">,</w:t>
-      </w:r>
-      <w:r>
-        <w:rPr>
-          <w:i/>
-          <w:iCs/>
-        </w:rPr>
-        <w:t xml:space="preserve"> </w:t>
-      </w:r>
-      <w:r>
-        <w:rPr>
-          <w:i/>
-          <w:iCs/>
-        </w:rPr>
-        <w:t xml:space="preserve">the Free Encyclopedia</w:t>
-      </w:r>
-      <w:r>
-        <w:t xml:space="preserve">.</w:t>
-      </w:r>
-      <w:r>
-        <w:t xml:space="preserve"> </w:t>
-      </w:r>
-      <w:hyperlink r:id="rId138">
-        <w:r>
-          <w:rPr>
-            <w:rStyle w:val="Hyperlink"/>
-          </w:rPr>
-          <w:t xml:space="preserve">https://en.wikipedia.org/wiki/Positive_and_negative_predictive_values</w:t>
-        </w:r>
-      </w:hyperlink>
-      <w:r>
-        <w:t xml:space="preserve">.</w:t>
-      </w:r>
-    </w:p>
-    <w:bookmarkEnd w:id="139"/>
-    <w:bookmarkStart w:id="141" w:name="ref-wikipedia_prevalence"/>
-    <w:p>
-      <w:pPr>
-        <w:pStyle w:val="Bibliography"/>
-      </w:pPr>
-      <w:r>
-        <w:t xml:space="preserve">Wikipedia contributors. 2026f.</w:t>
-      </w:r>
-      <w:r>
-        <w:t xml:space="preserve"> </w:t>
-      </w:r>
-      <w:r>
-        <w:rPr>
-          <w:i/>
-          <w:iCs/>
-        </w:rPr>
-        <w:t xml:space="preserve">Prevalence —</w:t>
-      </w:r>
-      <w:r>
-        <w:rPr>
-          <w:i/>
-          <w:iCs/>
-        </w:rPr>
-        <w:t xml:space="preserve"> </w:t>
-      </w:r>
-      <w:r>
-        <w:rPr>
-          <w:i/>
-          <w:iCs/>
-        </w:rPr>
-        <w:t xml:space="preserve">Wikipedia</w:t>
-      </w:r>
-      <w:r>
-        <w:rPr>
-          <w:i/>
-          <w:iCs/>
-        </w:rPr>
-        <w:t xml:space="preserve">,</w:t>
-      </w:r>
-      <w:r>
-        <w:rPr>
-          <w:i/>
-          <w:iCs/>
-        </w:rPr>
-        <w:t xml:space="preserve"> </w:t>
-      </w:r>
-      <w:r>
-        <w:rPr>
-          <w:i/>
-          <w:iCs/>
-        </w:rPr>
-        <w:t xml:space="preserve">the Free Encyclopedia</w:t>
-      </w:r>
-      <w:r>
-        <w:t xml:space="preserve">.</w:t>
+        <w:t xml:space="preserve">Educational and Psychological Measurement</w:t>
+      </w:r>
+      <w:r>
+        <w:t xml:space="preserve">, vol. 20, no. 1, pp. 37–46, 1960, doi:</w:t>
       </w:r>
       <w:r>
         <w:t xml:space="preserve"> </w:t>
@@ -23091,7 +23003,7 @@
           <w:rPr>
             <w:rStyle w:val="Hyperlink"/>
           </w:rPr>
-          <w:t xml:space="preserve">https://en.wikipedia.org/wiki/Prevalence</w:t>
+          <w:t xml:space="preserve">10.1177/001316446002000104</w:t>
         </w:r>
       </w:hyperlink>
       <w:r>
@@ -23099,13 +23011,106 @@
       </w:r>
     </w:p>
     <w:bookmarkEnd w:id="141"/>
-    <w:bookmarkStart w:id="143" w:name="Xfffb53f5b0ad1d419681ebafca95a6a82b949a7"/>
+    <w:bookmarkStart w:id="143" w:name="ref-wikipedia_cohens_kappa"/>
     <w:p>
       <w:pPr>
         <w:pStyle w:val="Bibliography"/>
       </w:pPr>
       <w:r>
-        <w:t xml:space="preserve">Wikipedia contributors. 2026g.</w:t>
+        <w:t xml:space="preserve">[10]</w:t>
+      </w:r>
+      <w:r>
+        <w:t xml:space="preserve"> </w:t>
+      </w:r>
+      <w:r>
+        <w:t xml:space="preserve">	</w:t>
+      </w:r>
+      <w:r>
+        <w:t xml:space="preserve">Wikipedia contributors,</w:t>
+      </w:r>
+      <w:r>
+        <w:t xml:space="preserve"> </w:t>
+      </w:r>
+      <w:r>
+        <w:t xml:space="preserve">“Cohen’s kappa —</w:t>
+      </w:r>
+      <w:r>
+        <w:t xml:space="preserve"> </w:t>
+      </w:r>
+      <w:r>
+        <w:t xml:space="preserve">Wikipedia</w:t>
+      </w:r>
+      <w:r>
+        <w:t xml:space="preserve">,</w:t>
+      </w:r>
+      <w:r>
+        <w:t xml:space="preserve"> </w:t>
+      </w:r>
+      <w:r>
+        <w:t xml:space="preserve">the free encyclopedia.”</w:t>
+      </w:r>
+      <w:r>
+        <w:t xml:space="preserve"> </w:t>
+      </w:r>
+      <w:r>
+        <w:t xml:space="preserve">2026. Available:</w:t>
+      </w:r>
+      <w:r>
+        <w:t xml:space="preserve"> </w:t>
+      </w:r>
+      <w:hyperlink r:id="rId142">
+        <w:r>
+          <w:rPr>
+            <w:rStyle w:val="Hyperlink"/>
+          </w:rPr>
+          <w:t xml:space="preserve">https://en.wikipedia.org/wiki/Cohen%27s_kappa</w:t>
+        </w:r>
+      </w:hyperlink>
+    </w:p>
+    <w:bookmarkEnd w:id="143"/>
+    <w:bookmarkStart w:id="145" w:name="ref-feinstein1990high"/>
+    <w:p>
+      <w:pPr>
+        <w:pStyle w:val="Bibliography"/>
+      </w:pPr>
+      <w:r>
+        <w:t xml:space="preserve">[11]</w:t>
+      </w:r>
+      <w:r>
+        <w:t xml:space="preserve"> </w:t>
+      </w:r>
+      <w:r>
+        <w:t xml:space="preserve">	</w:t>
+      </w:r>
+      <w:r>
+        <w:t xml:space="preserve">A. R. Feinstein and D. V. Cicchetti,</w:t>
+      </w:r>
+      <w:r>
+        <w:t xml:space="preserve"> </w:t>
+      </w:r>
+      <w:r>
+        <w:t xml:space="preserve">“High agreement but low kappa:</w:t>
+      </w:r>
+      <w:r>
+        <w:t xml:space="preserve"> </w:t>
+      </w:r>
+      <w:r>
+        <w:t xml:space="preserve">I</w:t>
+      </w:r>
+      <w:r>
+        <w:t xml:space="preserve">.</w:t>
+      </w:r>
+      <w:r>
+        <w:t xml:space="preserve"> </w:t>
+      </w:r>
+      <w:r>
+        <w:t xml:space="preserve">The</w:t>
+      </w:r>
+      <w:r>
+        <w:t xml:space="preserve"> </w:t>
+      </w:r>
+      <w:r>
+        <w:t xml:space="preserve">problems of two paradoxes,”</w:t>
       </w:r>
       <w:r>
         <w:t xml:space="preserve"> </w:t>
@@ -23115,50 +23120,75 @@
           <w:i/>
           <w:iCs/>
         </w:rPr>
-        <w:t xml:space="preserve">Receiver Operating Characteristic —</w:t>
-      </w:r>
-      <w:r>
-        <w:rPr>
-          <w:i/>
-          <w:iCs/>
-        </w:rPr>
-        <w:t xml:space="preserve"> </w:t>
-      </w:r>
-      <w:r>
-        <w:rPr>
-          <w:i/>
-          <w:iCs/>
-        </w:rPr>
+        <w:t xml:space="preserve">Journal of Clinical Epidemiology</w:t>
+      </w:r>
+      <w:r>
+        <w:t xml:space="preserve">, vol. 43, no. 6, pp. 543–549, 1990, doi:</w:t>
+      </w:r>
+      <w:r>
+        <w:t xml:space="preserve"> </w:t>
+      </w:r>
+      <w:hyperlink r:id="rId144">
+        <w:r>
+          <w:rPr>
+            <w:rStyle w:val="Hyperlink"/>
+          </w:rPr>
+          <w:t xml:space="preserve">10.1016/0895-4356(90)90158-L</w:t>
+        </w:r>
+      </w:hyperlink>
+      <w:r>
+        <w:t xml:space="preserve">.</w:t>
+      </w:r>
+    </w:p>
+    <w:bookmarkEnd w:id="145"/>
+    <w:bookmarkStart w:id="147" w:name="Xfffb53f5b0ad1d419681ebafca95a6a82b949a7"/>
+    <w:p>
+      <w:pPr>
+        <w:pStyle w:val="Bibliography"/>
+      </w:pPr>
+      <w:r>
+        <w:t xml:space="preserve">[12]</w:t>
+      </w:r>
+      <w:r>
+        <w:t xml:space="preserve"> </w:t>
+      </w:r>
+      <w:r>
+        <w:t xml:space="preserve">	</w:t>
+      </w:r>
+      <w:r>
+        <w:t xml:space="preserve">Wikipedia contributors,</w:t>
+      </w:r>
+      <w:r>
+        <w:t xml:space="preserve"> </w:t>
+      </w:r>
+      <w:r>
+        <w:t xml:space="preserve">“Receiver operating characteristic —</w:t>
+      </w:r>
+      <w:r>
+        <w:t xml:space="preserve"> </w:t>
+      </w:r>
+      <w:r>
         <w:t xml:space="preserve">Wikipedia</w:t>
       </w:r>
       <w:r>
-        <w:rPr>
-          <w:i/>
-          <w:iCs/>
-        </w:rPr>
         <w:t xml:space="preserve">,</w:t>
       </w:r>
       <w:r>
-        <w:rPr>
-          <w:i/>
-          <w:iCs/>
-        </w:rPr>
-        <w:t xml:space="preserve"> </w:t>
-      </w:r>
-      <w:r>
-        <w:rPr>
-          <w:i/>
-          <w:iCs/>
-        </w:rPr>
-        <w:t xml:space="preserve">the Free Encyclopedia</w:t>
-      </w:r>
-      <w:r>
-        <w:t xml:space="preserve">.</w:t>
-      </w:r>
-      <w:r>
-        <w:t xml:space="preserve"> </w:t>
-      </w:r>
-      <w:hyperlink r:id="rId142">
+        <w:t xml:space="preserve"> </w:t>
+      </w:r>
+      <w:r>
+        <w:t xml:space="preserve">the free encyclopedia.”</w:t>
+      </w:r>
+      <w:r>
+        <w:t xml:space="preserve"> </w:t>
+      </w:r>
+      <w:r>
+        <w:t xml:space="preserve">2026. Available:</w:t>
+      </w:r>
+      <w:r>
+        <w:t xml:space="preserve"> </w:t>
+      </w:r>
+      <w:hyperlink r:id="rId146">
         <w:r>
           <w:rPr>
             <w:rStyle w:val="Hyperlink"/>
@@ -23166,153 +23196,6 @@
           <w:t xml:space="preserve">https://en.wikipedia.org/wiki/Receiver_operating_characteristic</w:t>
         </w:r>
       </w:hyperlink>
-      <w:r>
-        <w:t xml:space="preserve">.</w:t>
-      </w:r>
-    </w:p>
-    <w:bookmarkEnd w:id="143"/>
-    <w:bookmarkStart w:id="145" w:name="Xbceaa659ebcdaa6beedc7b326ccf5dd7dd38991"/>
-    <w:p>
-      <w:pPr>
-        <w:pStyle w:val="Bibliography"/>
-      </w:pPr>
-      <w:r>
-        <w:t xml:space="preserve">Wikipedia contributors. 2026h.</w:t>
-      </w:r>
-      <w:r>
-        <w:t xml:space="preserve"> </w:t>
-      </w:r>
-      <w:r>
-        <w:rPr>
-          <w:i/>
-          <w:iCs/>
-        </w:rPr>
-        <w:t xml:space="preserve">Sensitivity and Specificity —</w:t>
-      </w:r>
-      <w:r>
-        <w:rPr>
-          <w:i/>
-          <w:iCs/>
-        </w:rPr>
-        <w:t xml:space="preserve"> </w:t>
-      </w:r>
-      <w:r>
-        <w:rPr>
-          <w:i/>
-          <w:iCs/>
-        </w:rPr>
-        <w:t xml:space="preserve">Wikipedia</w:t>
-      </w:r>
-      <w:r>
-        <w:rPr>
-          <w:i/>
-          <w:iCs/>
-        </w:rPr>
-        <w:t xml:space="preserve">,</w:t>
-      </w:r>
-      <w:r>
-        <w:rPr>
-          <w:i/>
-          <w:iCs/>
-        </w:rPr>
-        <w:t xml:space="preserve"> </w:t>
-      </w:r>
-      <w:r>
-        <w:rPr>
-          <w:i/>
-          <w:iCs/>
-        </w:rPr>
-        <w:t xml:space="preserve">the Free Encyclopedia</w:t>
-      </w:r>
-      <w:r>
-        <w:t xml:space="preserve">.</w:t>
-      </w:r>
-      <w:r>
-        <w:t xml:space="preserve"> </w:t>
-      </w:r>
-      <w:hyperlink r:id="rId144">
-        <w:r>
-          <w:rPr>
-            <w:rStyle w:val="Hyperlink"/>
-          </w:rPr>
-          <w:t xml:space="preserve">https://en.wikipedia.org/wiki/Sensitivity_and_specificity</w:t>
-        </w:r>
-      </w:hyperlink>
-      <w:r>
-        <w:t xml:space="preserve">.</w:t>
-      </w:r>
-    </w:p>
-    <w:bookmarkEnd w:id="145"/>
-    <w:bookmarkStart w:id="147" w:name="ref-wikipedia_statistical_classification"/>
-    <w:p>
-      <w:pPr>
-        <w:pStyle w:val="Bibliography"/>
-      </w:pPr>
-      <w:r>
-        <w:t xml:space="preserve">Wikipedia contributors. 2026i.</w:t>
-      </w:r>
-      <w:r>
-        <w:t xml:space="preserve"> </w:t>
-      </w:r>
-      <w:r>
-        <w:rPr>
-          <w:i/>
-          <w:iCs/>
-        </w:rPr>
-        <w:t xml:space="preserve">Statistical Classification —</w:t>
-      </w:r>
-      <w:r>
-        <w:rPr>
-          <w:i/>
-          <w:iCs/>
-        </w:rPr>
-        <w:t xml:space="preserve"> </w:t>
-      </w:r>
-      <w:r>
-        <w:rPr>
-          <w:i/>
-          <w:iCs/>
-        </w:rPr>
-        <w:t xml:space="preserve">Wikipedia</w:t>
-      </w:r>
-      <w:r>
-        <w:rPr>
-          <w:i/>
-          <w:iCs/>
-        </w:rPr>
-        <w:t xml:space="preserve">,</w:t>
-      </w:r>
-      <w:r>
-        <w:rPr>
-          <w:i/>
-          <w:iCs/>
-        </w:rPr>
-        <w:t xml:space="preserve"> </w:t>
-      </w:r>
-      <w:r>
-        <w:rPr>
-          <w:i/>
-          <w:iCs/>
-        </w:rPr>
-        <w:t xml:space="preserve">the Free Encyclopedia</w:t>
-      </w:r>
-      <w:r>
-        <w:t xml:space="preserve">.</w:t>
-      </w:r>
-      <w:r>
-        <w:t xml:space="preserve"> </w:t>
-      </w:r>
-      <w:hyperlink r:id="rId146">
-        <w:r>
-          <w:rPr>
-            <w:rStyle w:val="Hyperlink"/>
-          </w:rPr>
-          <w:t xml:space="preserve">https://en.wikipedia.org/wiki/Statistical_classification</w:t>
-        </w:r>
-      </w:hyperlink>
-      <w:r>
-        <w:t xml:space="preserve">.</w:t>
-      </w:r>
     </w:p>
     <w:bookmarkEnd w:id="147"/>
     <w:bookmarkEnd w:id="148"/>
